--- a/docs/specs/GYMFINDER_dacta.docx
+++ b/docs/specs/GYMFINDER_dacta.docx
@@ -830,7 +830,7 @@
               <w:spacing w:after="20"/>
             </w:pPr>
             <w:r>
-              <w:t>Quản lý dữ liệu phòng tập/PT/danh mục; quản lý tài khoản; kiểm duyệt đánh giá; xem dashboard.</w:t>
+              <w:t>Quản lý dữ liệu phòng tập/PT/danh mục; khóa/mở tài khoản User; kiểm duyệt đánh giá; xem dashboard; hồ sơ admin.</w:t>
             </w:r>
           </w:p>
         </w:tc>
@@ -844,39 +844,7 @@
               <w:spacing w:after="20"/>
             </w:pPr>
             <w:r>
-              <w:t xml:space="preserve">Chỉ tài khoản có quyền Admin được thực hiện </w:t>
-            </w:r>
-            <w:proofErr w:type="spellStart"/>
-            <w:r>
-              <w:t>thao</w:t>
-            </w:r>
-            <w:proofErr w:type="spellEnd"/>
-            <w:r>
-              <w:t xml:space="preserve"> </w:t>
-            </w:r>
-            <w:proofErr w:type="spellStart"/>
-            <w:r>
-              <w:t>tác</w:t>
-            </w:r>
-            <w:proofErr w:type="spellEnd"/>
-            <w:r>
-              <w:t xml:space="preserve"> </w:t>
-            </w:r>
-            <w:proofErr w:type="spellStart"/>
-            <w:r>
-              <w:t>quản</w:t>
-            </w:r>
-            <w:proofErr w:type="spellEnd"/>
-            <w:r>
-              <w:t xml:space="preserve"> </w:t>
-            </w:r>
-            <w:proofErr w:type="spellStart"/>
-            <w:r>
-              <w:t>trị</w:t>
-            </w:r>
-            <w:proofErr w:type="spellEnd"/>
-            <w:r>
-              <w:t>.</w:t>
+              <w:t>Chỉ tài khoản Admin được thao tác quản trị. Sau đăng nhập chỉ làm việc trong /admin (+ API/logout); không dùng portal công khai như User (favorites/review hội viên). Không khóa tài khoản Admin khác; không tự đổi role qua hồ sơ.</w:t>
             </w:r>
           </w:p>
           <w:p/>
@@ -3077,7 +3045,7 @@
         <w:spacing w:after="40"/>
       </w:pPr>
       <w:r>
-        <w:t>Khóa/mở khóa tài khoản theo quyền Admin. Giao diện quản trị chỉ cung cấp Khóa / Mở khóa; không có nút Xóa tài khoản người dùng. Khóa tài khoản chuyển trạng thái sang bị khóa (locked); người dùng bị khóa không thể đăng nhập hoặc thực hiện thao tác User; khóa tài khoản tuyệt đối không làm mất dữ liệu lịch sử đánh giá hoặc danh sách yêu thích. Mở khóa khôi phục trạng thái hoạt động (active). Nếu sau này bổ sung xóa tài khoản, phải có quy tắc riêng theo thiết kế CSDL và bảo toàn dữ liệu lịch sử.</w:t>
+        <w:t>Khóa/mở khóa tài khoản User (role=user) theo quyền Admin. Giao diện chỉ cung cấp Khóa / Mở khóa; không có nút Xóa tài khoản. Không khóa tài khoản Admin. Khóa chuyển status=locked: không đăng nhập / không thao tác User; giữ nguyên lịch sử đánh giá và yêu thích. Mở khóa trả về active.</w:t>
       </w:r>
     </w:p>
     <w:p>
@@ -5642,7 +5610,7 @@
           </w:tcPr>
           <w:p>
             <w:r>
-              <w:t>Xác thực/phân quyền (đăng ký có SĐT tuỳ chọn, đăng nhập email/SĐT, ghi nhớ đăng nhập; quên mật khẩu OTP email theo AUTH-06); tìm kiếm phòng tập; trang chi tiết Gym/PT; hồ sơ cá nhân và đổi mật khẩu; quan hệ nhiều–nhiều Trainer–Specialty (trainer_specialties) và Gym–Trainer (gym_trainers) theo thiết kế CSDL — giao diện quản trị/public đã sẵn sàng nhận nhiều liên kết; yêu thích; đánh giá/kiểm duyệt (bắt buộc nhập lý do khi từ chối); quản trị dữ liệu cốt lõi; loại bỏ bản đồ/chỉ đường.</w:t>
+              <w:t>Xác thực/phân quyền (đăng ký có SĐT tuỳ chọn, đăng nhập email/SĐT, ghi nhớ đăng nhập; quên mật khẩu OTP email theo AUTH-06); tìm kiếm phòng tập; trang chi tiết Gym/PT; hồ sơ cá nhân và đổi mật khẩu; quan hệ nhiều–nhiều Trainer–Specialty (trainer_specialties) và Gym–Trainer (gym_trainers) theo thiết kế CSDL — giao diện quản trị/public đã sẵn sàng nhận nhiều liên kết; yêu thích; đánh giá/kiểm duyệt (bắt buộc nhập lý do khi từ chối); quản trị dữ liệu cốt lõi; loại bỏ bản đồ/chỉ đường; luồng OTP thuộc P0 (AUTH-06). Demo local có thể hiện mã OTP trên UI (demo_otp) khi chưa cấu hình SMTP.</w:t>
             </w:r>
           </w:p>
         </w:tc>
@@ -5707,7 +5675,7 @@
               <w:spacing w:after="20"/>
             </w:pPr>
             <w:r>
-              <w:t>Quên mật khẩu OTP qua email — không SMS/SĐT (UI 3 bước + bảng password_reset_otps; gửi SMTP khi đủ hạ tầng); trang Điều khoản dịch vụ và Chính sách bảo mật; cải tiến UX nhỏ hoặc báo cáo quản trị bổ sung nếu đủ thời gian và không ảnh hưởng P0.</w:t>
+              <w:t>Trang Điều khoản dịch vụ và Chính sách bảo mật; cải tiến UX nhỏ hoặc báo cáo quản trị bổ sung nếu đủ thời gian và không ảnh hưởng P0.</w:t>
             </w:r>
           </w:p>
         </w:tc>

--- a/docs/specs/GYMFINDER_dacta.docx
+++ b/docs/specs/GYMFINDER_dacta.docx
@@ -388,6 +388,15 @@
         <w:spacing w:after="40"/>
       </w:pPr>
       <w:r>
+        <w:t>Cung cấp Trợ lý AI gợi ý phòng tập/PT dựa trên catalog CSDL (LLM qua API bên ngoài, không tự huấn luyện mô hình).</w:t>
+      </w:r>
+    </w:p>
+    <w:p>
+      <w:pPr>
+        <w:pStyle w:val="ListBullet"/>
+        <w:spacing w:after="40"/>
+      </w:pPr>
+      <w:r>
         <w:t>Ưu tiên trải nghiệm desktop, đồng thời hỗ trợ responsive cơ bản trên màn hình nhỏ.</w:t>
       </w:r>
     </w:p>
@@ -404,7 +413,7 @@
     </w:p>
     <w:p>
       <w:r>
-        <w:t>GymFinder là website tra cứu và đánh giá, không phải nền tảng đặt lịch hoặc thanh toán. Người dùng tự liên hệ phòng tập/PT qua thông tin liên hệ được công bố.</w:t>
+        <w:t>GymFinder là website tra cứu và đánh giá, không phải nền tảng đặt lịch hoặc thanh toán. Người dùng tự liên hệ phòng tập/PT qua thông tin liên hệ được công bố. Hệ thống có Trợ lý AI gợi ý (chat) hỗ trợ chọn gym/PT dựa trên dữ liệu đang công khai; không thay thế đặt lịch, thanh toán hay chat realtime với PT.</w:t>
       </w:r>
     </w:p>
     <w:p>
@@ -500,6 +509,15 @@
       </w:pPr>
       <w:r>
         <w:t>Dashboard với các chỉ số tổng quan và biểu đồ cơ bản nếu có trong phiên bản triển khai.</w:t>
+      </w:r>
+    </w:p>
+    <w:p>
+      <w:pPr>
+        <w:pStyle w:val="ListBullet"/>
+        <w:spacing w:after="40"/>
+      </w:pPr>
+      <w:r>
+        <w:t>Trợ lý AI gợi ý phòng tập/PT: API POST /api/ai/recommend (Guest được phép, có CSRF), widget trên trang chủ, trang /ai/chat; grounding trên gyms/trainers đang active; lịch sử hội thoại ngắn trong phiên (session, tối đa 12 lượt), xóa khi đăng xuất.</w:t>
       </w:r>
     </w:p>
     <w:p>
@@ -565,7 +583,7 @@
         <w:spacing w:after="40"/>
       </w:pPr>
       <w:r>
-        <w:t>Không chat thời gian thực, nhắn tin trong ứng dụng hoặc gọi điện tích hợp.</w:t>
+        <w:t>Không chat thời gian thực giữa người dùng và PT, nhắn tin trong ứng dụng hoặc gọi điện tích hợp (khác với Trợ lý AI gợi ý một chiều qua API).</w:t>
       </w:r>
     </w:p>
     <w:p>
@@ -583,7 +601,7 @@
         <w:spacing w:after="40"/>
       </w:pPr>
       <w:r>
-        <w:t>Không tự huấn luyện mô hình NLP hoặc chatbot phức tạp trong phạm vi mặc định.</w:t>
+        <w:t>Không tự huấn luyện/fine-tune mô hình NLP nội bộ; Trợ lý AI dùng API LLM bên ngoài (Groq, OpenAI-compatible) với khóa cấu hình local (ai.local.php), không lưu lịch sử chat bắt buộc vào CSDL ở MVP.</w:t>
       </w:r>
     </w:p>
     <w:p>
@@ -699,7 +717,7 @@
               <w:spacing w:after="20"/>
             </w:pPr>
             <w:r>
-              <w:t>Xem nội dung công khai; tìm kiếm/lọc phòng tập và PT; xem chi tiết và đánh giá đã duyệt.</w:t>
+              <w:t>Xem nội dung công khai; tìm kiếm/lọc phòng tập và PT; xem chi tiết và đánh giá đã duyệt; dùng Trợ lý AI gợi ý (widget/trang chat) với CSRF.</w:t>
             </w:r>
           </w:p>
         </w:tc>
@@ -890,6 +908,15 @@
       </w:pPr>
       <w:r>
         <w:t>Có lối truy cập nhanh đến tìm phòng tập và tìm PT.</w:t>
+      </w:r>
+    </w:p>
+    <w:p>
+      <w:pPr>
+        <w:pStyle w:val="ListBullet"/>
+        <w:spacing w:after="40"/>
+      </w:pPr>
+      <w:r>
+        <w:t>Có widget/nút truy cập Trợ lý AI để Guest/User hỏi gợi ý gym/PT mà không rời trang chủ.</w:t>
       </w:r>
     </w:p>
     <w:p>
@@ -2746,6 +2773,62 @@
       </w:pPr>
       <w:r>
         <w:t>Chỉ các đánh giá đã duyệt (approved) mới được hiển thị công khai và tính vào điểm trung bình (avg_rating) cùng số lượt đánh giá.</w:t>
+      </w:r>
+    </w:p>
+    <w:p>
+      <w:pPr>
+        <w:pStyle w:val="Heading2"/>
+      </w:pPr>
+      <w:r>
+        <w:t>4.9. Trợ lý AI gợi ý phòng tập / PT</w:t>
+      </w:r>
+    </w:p>
+    <w:p>
+      <w:pPr>
+        <w:pStyle w:val="ListBullet"/>
+      </w:pPr>
+      <w:r>
+        <w:t>Cho phép Guest và User mô tả nhu cầu (khu vực, ngân sách, mục tiêu tập…) và nhận gợi ý gym/PT kèm lý do ngắn, bám catalog CSDL.</w:t>
+      </w:r>
+    </w:p>
+    <w:p>
+      <w:pPr>
+        <w:pStyle w:val="ListBullet"/>
+      </w:pPr>
+      <w:r>
+        <w:t>Đầu vào: tin nhắn người dùng; tùy chọn ngữ cảnh session (lịch sử ≤12 lượt). Đầu ra: văn bản gợi ý; có thể kèm liên kết tới trang chi tiết gym/PT đang active.</w:t>
+      </w:r>
+    </w:p>
+    <w:p>
+      <w:pPr>
+        <w:pStyle w:val="ListBullet"/>
+      </w:pPr>
+      <w:r>
+        <w:t>Chỉ dùng dữ liệu phòng tập/PT đang hoạt động (status=active); không lộ bản ghi tạm ẩn hoặc dữ liệu quản trị.</w:t>
+      </w:r>
+    </w:p>
+    <w:p>
+      <w:pPr>
+        <w:pStyle w:val="ListBullet"/>
+      </w:pPr>
+      <w:r>
+        <w:t>Giới hạn tần suất gọi API (rate-limit) theo phiên/IP; thông báo lỗi rõ khi thiếu khóa API, quá hạn mức hoặc dịch vụ LLM lỗi.</w:t>
+      </w:r>
+    </w:p>
+    <w:p>
+      <w:pPr>
+        <w:pStyle w:val="ListBullet"/>
+      </w:pPr>
+      <w:r>
+        <w:t>Lịch sử chat lưu tạm trong session; đăng xuất hoặc hết phiên thì xóa. Không yêu cầu màn hình Admin riêng cho cấu hình AI (khóa API cấu hình server).</w:t>
+      </w:r>
+    </w:p>
+    <w:p>
+      <w:pPr>
+        <w:pStyle w:val="ListBullet"/>
+      </w:pPr>
+      <w:r>
+        <w:t>Không thay thế tìm kiếm/lọc cổ điển; không đặt lịch, thanh toán hay nhắn tin với PT qua Trợ lý AI.</w:t>
       </w:r>
     </w:p>
     <w:p/>
@@ -3554,7 +3637,7 @@
               <w:spacing w:after="20"/>
             </w:pPr>
             <w:r>
-              <w:t>Không đặt lịch, thanh toán hay chat.</w:t>
+              <w:t>Không đặt lịch, thanh toán hay chat realtime với PT. Trợ lý AI gợi ý (API LLM) nằm trong phạm vi và không được hiểu là kênh nhắn tin với phòng tập/PT.</w:t>
             </w:r>
           </w:p>
         </w:tc>
@@ -3661,6 +3744,31 @@
           <w:p>
             <w:r>
               <w:t>Khóa/mở khóa tài khoản User không làm mất dữ liệu lịch sử đánh giá hay yêu thích. Giao diện quản trị không được giả lập kết quả thành công khi Backend chưa hỗ trợ hoặc request thất bại; chỉ cập nhật giao diện khi Backend xác nhận thành công.</w:t>
+            </w:r>
+          </w:p>
+        </w:tc>
+      </w:tr>
+      <w:tr>
+        <w:trPr>
+          <w:jc w:val="center"/>
+        </w:trPr>
+        <w:tc>
+          <w:tcPr>
+            <w:tcW w:w="4963" w:type="dxa"/>
+          </w:tcPr>
+          <w:p>
+            <w:r>
+              <w:t>BR-13</w:t>
+            </w:r>
+          </w:p>
+        </w:tc>
+        <w:tc>
+          <w:tcPr>
+            <w:tcW w:w="4963" w:type="dxa"/>
+          </w:tcPr>
+          <w:p>
+            <w:r>
+              <w:t>Trợ lý AI chỉ gợi ý từ catalog gyms/trainers đang active (+ danh mục liên quan); lịch sử hội thoại MVP lưu trong session (≤12 lượt), xóa khi logout; không bắt buộc bảng CSDL mới.</w:t>
             </w:r>
           </w:p>
         </w:tc>
@@ -3764,7 +3872,7 @@
     </w:p>
     <w:p>
       <w:r>
-        <w:t>Định hướng công nghệ theo thông tin dự án: giao diện HTML/CSS/JavaScript, Bootstrap 5, jQuery; backend PHP 8.x; dữ liệu MySQL. Cần đối chiếu mã nguồn thực tế trước khi xem đây là danh sách công nghệ đã triển khai đầy đủ.</w:t>
+        <w:t>Định hướng công nghệ theo thông tin dự án: giao diện HTML/CSS/JavaScript, Bootstrap 5, jQuery; backend PHP 8.x; dữ liệu SQLite (local) hoặc MySQL; Trợ lý AI qua Groq API (OpenAI-compatible), cấu hình trong backend/ai.local.php (không commit khóa thật). Cần đối chiếu mã nguồn thực tế trước khi xem đây là danh sách công nghệ đã triển khai đầy đủ.</w:t>
       </w:r>
     </w:p>
     <w:tbl>
@@ -4153,6 +4261,40 @@
             </w:pPr>
             <w:r>
               <w:t>Hướng dẫn chạy cục bộ phải nêu rõ phụ thuộc và cách cấu hình.</w:t>
+            </w:r>
+          </w:p>
+        </w:tc>
+      </w:tr>
+      <w:tr>
+        <w:trPr>
+          <w:cantSplit/>
+          <w:jc w:val="center"/>
+        </w:trPr>
+        <w:tc>
+          <w:tcPr>
+            <w:tcW w:w="4968" w:type="dxa"/>
+            <w:vAlign w:val="center"/>
+          </w:tcPr>
+          <w:p>
+            <w:pPr>
+              <w:spacing w:after="20"/>
+            </w:pPr>
+            <w:r>
+              <w:t>Trợ lý AI</w:t>
+            </w:r>
+          </w:p>
+        </w:tc>
+        <w:tc>
+          <w:tcPr>
+            <w:tcW w:w="4968" w:type="dxa"/>
+            <w:vAlign w:val="center"/>
+          </w:tcPr>
+          <w:p>
+            <w:pPr>
+              <w:spacing w:after="20"/>
+            </w:pPr>
+            <w:r>
+              <w:t>Khóa API LLM chỉ lưu cấu hình server (gitignore); không lộ khóa ra client. Rate-limit và CSRF cho POST /api/ai/recommend; không gửi dữ liệu tạm ẩn vào prompt.</w:t>
             </w:r>
           </w:p>
         </w:tc>
@@ -5118,7 +5260,7 @@
               <w:spacing w:after="20"/>
             </w:pPr>
             <w:r>
-              <w:t>Không có đặt lịch, thanh toán hoặc chat.</w:t>
+              <w:t>Không có đặt lịch, thanh toán hoặc chat realtime với PT (Trợ lý AI gợi ý là chức năng riêng, được kiểm theo AC-31…).</w:t>
             </w:r>
           </w:p>
         </w:tc>
@@ -5518,6 +5660,110 @@
               <w:lastRenderedPageBreak/>
               <w:t>người không có quyền Admin bị chặn với mã lỗi 403 Forbidden.</w:t>
             </w:r>
+          </w:p>
+        </w:tc>
+      </w:tr>
+      <w:tr>
+        <w:trPr>
+          <w:jc w:val="center"/>
+        </w:trPr>
+        <w:tc>
+          <w:tcPr>
+            <w:tcW w:w="4963" w:type="dxa"/>
+          </w:tcPr>
+          <w:p>
+            <w:r>
+              <w:t>AC-31</w:t>
+            </w:r>
+          </w:p>
+        </w:tc>
+        <w:tc>
+          <w:tcPr>
+            <w:tcW w:w="4963" w:type="dxa"/>
+          </w:tcPr>
+          <w:p>
+            <w:r>
+              <w:t>Guest gọi được Trợ lý AI (widget hoặc /ai/chat); request có CSRF; nhận gợi ý hoặc thông báo lỗi rõ ràng.</w:t>
+            </w:r>
+            <w:r/>
+          </w:p>
+        </w:tc>
+      </w:tr>
+      <w:tr>
+        <w:trPr>
+          <w:jc w:val="center"/>
+        </w:trPr>
+        <w:tc>
+          <w:tcPr>
+            <w:tcW w:w="4963" w:type="dxa"/>
+          </w:tcPr>
+          <w:p>
+            <w:r>
+              <w:t>AC-32</w:t>
+            </w:r>
+          </w:p>
+        </w:tc>
+        <w:tc>
+          <w:tcPr>
+            <w:tcW w:w="4963" w:type="dxa"/>
+          </w:tcPr>
+          <w:p>
+            <w:r>
+              <w:t>Gợi ý AI chỉ tham chiếu phòng tập/PT đang active; không đề xuất mục đã tạm ẩn.</w:t>
+            </w:r>
+            <w:r/>
+          </w:p>
+        </w:tc>
+      </w:tr>
+      <w:tr>
+        <w:trPr>
+          <w:jc w:val="center"/>
+        </w:trPr>
+        <w:tc>
+          <w:tcPr>
+            <w:tcW w:w="4963" w:type="dxa"/>
+          </w:tcPr>
+          <w:p>
+            <w:r>
+              <w:t>AC-33</w:t>
+            </w:r>
+          </w:p>
+        </w:tc>
+        <w:tc>
+          <w:tcPr>
+            <w:tcW w:w="4963" w:type="dxa"/>
+          </w:tcPr>
+          <w:p>
+            <w:r>
+              <w:t>Lịch sử hội thoại AI được giữ trong phiên (tối đa 12 lượt) và bị xóa khi đăng xuất.</w:t>
+            </w:r>
+            <w:r/>
+          </w:p>
+        </w:tc>
+      </w:tr>
+      <w:tr>
+        <w:trPr>
+          <w:jc w:val="center"/>
+        </w:trPr>
+        <w:tc>
+          <w:tcPr>
+            <w:tcW w:w="4963" w:type="dxa"/>
+          </w:tcPr>
+          <w:p>
+            <w:r>
+              <w:t>AC-34</w:t>
+            </w:r>
+          </w:p>
+        </w:tc>
+        <w:tc>
+          <w:tcPr>
+            <w:tcW w:w="4963" w:type="dxa"/>
+          </w:tcPr>
+          <w:p>
+            <w:r>
+              <w:t>Khi thiếu khóa API hoặc vượt rate-limit, hệ thống báo lỗi thân thiện, không lộ bí mật cấu hình.</w:t>
+            </w:r>
+            <w:r/>
           </w:p>
         </w:tc>
       </w:tr>
@@ -5610,7 +5856,7 @@
           </w:tcPr>
           <w:p>
             <w:r>
-              <w:t>Xác thực/phân quyền (đăng ký có SĐT tuỳ chọn, đăng nhập email/SĐT, ghi nhớ đăng nhập; quên mật khẩu OTP email theo AUTH-06); tìm kiếm phòng tập; trang chi tiết Gym/PT; hồ sơ cá nhân và đổi mật khẩu; quan hệ nhiều–nhiều Trainer–Specialty (trainer_specialties) và Gym–Trainer (gym_trainers) theo thiết kế CSDL — giao diện quản trị/public đã sẵn sàng nhận nhiều liên kết; yêu thích; đánh giá/kiểm duyệt (bắt buộc nhập lý do khi từ chối); quản trị dữ liệu cốt lõi; loại bỏ bản đồ/chỉ đường; luồng OTP thuộc P0 (AUTH-06). Demo local có thể hiện mã OTP trên UI (demo_otp) khi chưa cấu hình SMTP.</w:t>
+              <w:t>Xác thực/phân quyền (đăng ký có SĐT tuỳ chọn, đăng nhập email/SĐT, ghi nhớ đăng nhập; quên mật khẩu OTP email theo AUTH-06); tìm kiếm phòng tập; trang chi tiết Gym/PT; hồ sơ cá nhân và đổi mật khẩu; quan hệ nhiều–nhiều Trainer–Specialty (trainer_specialties) và Gym–Trainer (gym_trainers) theo thiết kế CSDL — giao diện quản trị/public đã sẵn sàng nhận nhiều liên kết; yêu thích; đánh giá/kiểm duyệt (bắt buộc nhập lý do khi từ chối); quản trị dữ liệu cốt lõi; loại bỏ bản đồ/chỉ đường; luồng OTP thuộc P0 (AUTH-06). Demo local có thể hiện mã OTP trên UI (demo_otp) khi chưa cấu hình SMTP; Trợ lý AI gợi ý gym/PT (API + widget + /ai/chat, session history, grounding CSDL active).</w:t>
             </w:r>
           </w:p>
         </w:tc>
@@ -5684,7 +5930,7 @@
     <w:p/>
     <w:p>
       <w:r>
-        <w:t>Không tự mở rộng phạm vi thành đặt lịch, thanh toán, chat hoặc AI nếu chưa có quyết định mới.</w:t>
+        <w:t>Không tự mở rộng phạm vi thành đặt lịch, thanh toán, chat realtime với PT hoặc ứng dụng native nếu chưa có quyết định mới. Trợ lý AI gợi ý (Groq + catalog CSDL) đã thuộc phạm vi MVP hiện tại; lưu lịch sử AI vào CSDL hoặc fine-tune mô hình nội bộ là hướng mở rộng, không bắt buộc trong đặc tả này.</w:t>
       </w:r>
     </w:p>
     <w:p>
@@ -6039,6 +6285,40 @@
             </w:pPr>
             <w:r>
               <w:t>Admin xem xét, duyệt hoặc từ chối đánh giá trước khi công khai.</w:t>
+            </w:r>
+          </w:p>
+        </w:tc>
+      </w:tr>
+      <w:tr>
+        <w:trPr>
+          <w:cantSplit/>
+          <w:jc w:val="center"/>
+        </w:trPr>
+        <w:tc>
+          <w:tcPr>
+            <w:tcW w:w="4968" w:type="dxa"/>
+            <w:vAlign w:val="center"/>
+          </w:tcPr>
+          <w:p>
+            <w:pPr>
+              <w:spacing w:after="20"/>
+            </w:pPr>
+            <w:r>
+              <w:t>Trợ lý AI</w:t>
+            </w:r>
+          </w:p>
+        </w:tc>
+        <w:tc>
+          <w:tcPr>
+            <w:tcW w:w="4968" w:type="dxa"/>
+            <w:vAlign w:val="center"/>
+          </w:tcPr>
+          <w:p>
+            <w:pPr>
+              <w:spacing w:after="20"/>
+            </w:pPr>
+            <w:r>
+              <w:t>Chatbot gợi ý gym/PT qua LLM API (Groq), grounding trên CSDL công khai; không phải chat với PT.</w:t>
             </w:r>
           </w:p>
         </w:tc>
